--- a/docs/informes/Informe Semanal 3.docx
+++ b/docs/informes/Informe Semanal 3.docx
@@ -541,7 +541,7 @@
           <w:sz w:val="22"/>
           <w:szCs w:val="22"/>
         </w:rPr>
-        <w:t>• Seleccionar los campos de tienda, precio actual, precio regular, descuento y enlace de compra.</w:t>
+        <w:t>• Configurar la base de datos, modelar los datos y implementar Prisma.</w:t>
       </w:r>
     </w:p>
     <w:p>
